--- a/Documentation/Creating org Microsoft account.docx
+++ b/Documentation/Creating org Microsoft account.docx
@@ -4,7 +4,7 @@
   <w:body>
     <w:p>
       <w:pPr>
-        <w:pStyle w:val="Title"/>
+        <w:pStyle w:val="a3"/>
       </w:pPr>
       <w:r>
         <w:t xml:space="preserve">Creating </w:t>
@@ -20,7 +20,7 @@
     </w:p>
     <w:p>
       <w:pPr>
-        <w:pStyle w:val="Heading1"/>
+        <w:pStyle w:val="1"/>
       </w:pPr>
       <w:r>
         <w:t>Start</w:t>
@@ -52,7 +52,7 @@
       <w:hyperlink r:id="rId6" w:history="1">
         <w:r>
           <w:rPr>
-            <w:rStyle w:val="Hyperlink"/>
+            <w:rStyle w:val="ae"/>
           </w:rPr>
           <w:t>https://azure.microsoft.com/en-gb/free/entra-id</w:t>
         </w:r>
@@ -73,7 +73,22 @@
           <w:b/>
           <w:bCs/>
         </w:rPr>
-        <w:t>Try Azure for free</w:t>
+        <w:t xml:space="preserve">Try Azure for </w:t>
+      </w:r>
+      <w:commentRangeStart w:id="0"/>
+      <w:r>
+        <w:rPr>
+          <w:b/>
+          <w:bCs/>
+        </w:rPr>
+        <w:t>free</w:t>
+      </w:r>
+      <w:commentRangeEnd w:id="0"/>
+      <w:r>
+        <w:rPr>
+          <w:rStyle w:val="af2"/>
+        </w:rPr>
+        <w:commentReference w:id="0"/>
       </w:r>
       <w:r>
         <w:t>.</w:t>
@@ -83,6 +98,7 @@
       </w:r>
       <w:r>
         <w:rPr>
+          <w:noProof/>
           <w:lang w:val="en-US"/>
         </w:rPr>
         <w:drawing>
@@ -101,7 +117,7 @@
                     <pic:cNvPicPr/>
                   </pic:nvPicPr>
                   <pic:blipFill>
-                    <a:blip r:embed="rId7"/>
+                    <a:blip r:embed="rId11"/>
                     <a:stretch>
                       <a:fillRect/>
                     </a:stretch>
@@ -150,7 +166,7 @@
     </w:p>
     <w:p>
       <w:pPr>
-        <w:pStyle w:val="Heading1"/>
+        <w:pStyle w:val="1"/>
         <w:rPr>
           <w:b/>
           <w:bCs/>
@@ -158,7 +174,7 @@
       </w:pPr>
       <w:r>
         <w:rPr>
-          <w:rStyle w:val="Heading1Char"/>
+          <w:rStyle w:val="10"/>
         </w:rPr>
         <w:lastRenderedPageBreak/>
         <w:t>Step 1 of 3 — Organization &amp; Contact Information</w:t>
@@ -174,6 +190,7 @@
         <w:rPr>
           <w:b/>
           <w:bCs/>
+          <w:noProof/>
         </w:rPr>
         <w:drawing>
           <wp:inline distT="0" distB="0" distL="0" distR="0" wp14:anchorId="16E572E3" wp14:editId="7B752862">
@@ -191,7 +208,7 @@
                     <pic:cNvPicPr/>
                   </pic:nvPicPr>
                   <pic:blipFill>
-                    <a:blip r:embed="rId8"/>
+                    <a:blip r:embed="rId12"/>
                     <a:stretch>
                       <a:fillRect/>
                     </a:stretch>
@@ -234,7 +251,7 @@
     </w:p>
     <w:tbl>
       <w:tblPr>
-        <w:tblStyle w:val="TableGrid"/>
+        <w:tblStyle w:val="af0"/>
         <w:tblW w:w="0" w:type="auto"/>
         <w:tblLook w:val="04A0" w:firstRow="1" w:lastRow="0" w:firstColumn="1" w:lastColumn="0" w:noHBand="0" w:noVBand="1"/>
       </w:tblPr>
@@ -763,7 +780,7 @@
     </w:p>
     <w:p>
       <w:pPr>
-        <w:pStyle w:val="Heading1"/>
+        <w:pStyle w:val="1"/>
       </w:pPr>
       <w:r>
         <w:t>Step 2 of 3 — Address &amp; Agreements</w:t>
@@ -777,6 +794,7 @@
     <w:p>
       <w:r>
         <w:rPr>
+          <w:noProof/>
           <w:lang w:val="en-US"/>
         </w:rPr>
         <w:lastRenderedPageBreak/>
@@ -796,7 +814,7 @@
                     <pic:cNvPicPr/>
                   </pic:nvPicPr>
                   <pic:blipFill>
-                    <a:blip r:embed="rId9"/>
+                    <a:blip r:embed="rId13"/>
                     <a:stretch>
                       <a:fillRect/>
                     </a:stretch>
@@ -834,7 +852,7 @@
     </w:p>
     <w:tbl>
       <w:tblPr>
-        <w:tblStyle w:val="TableGrid"/>
+        <w:tblStyle w:val="af0"/>
         <w:tblW w:w="0" w:type="auto"/>
         <w:tblLook w:val="04A0" w:firstRow="1" w:lastRow="0" w:firstColumn="1" w:lastColumn="0" w:noHBand="0" w:noVBand="1"/>
       </w:tblPr>
@@ -1181,10 +1199,7 @@
         </w:numPr>
       </w:pPr>
       <w:r>
-        <w:t xml:space="preserve">You are the individual identified on the </w:t>
-      </w:r>
-      <w:r>
-        <w:t>account,</w:t>
+        <w:t>You are the individual identified on the account,</w:t>
       </w:r>
       <w:r>
         <w:t xml:space="preserve"> and y</w:t>
@@ -1259,7 +1274,7 @@
     </w:p>
     <w:p>
       <w:pPr>
-        <w:pStyle w:val="Heading1"/>
+        <w:pStyle w:val="1"/>
       </w:pPr>
       <w:r>
         <w:t>Step 3 of 3 — Payment Verification</w:t>
@@ -1310,6 +1325,7 @@
     <w:p>
       <w:r>
         <w:rPr>
+          <w:noProof/>
           <w:lang w:val="en-US"/>
         </w:rPr>
         <w:lastRenderedPageBreak/>
@@ -1329,7 +1345,7 @@
                     <pic:cNvPicPr/>
                   </pic:nvPicPr>
                   <pic:blipFill>
-                    <a:blip r:embed="rId10"/>
+                    <a:blip r:embed="rId14"/>
                     <a:stretch>
                       <a:fillRect/>
                     </a:stretch>
@@ -1367,7 +1383,7 @@
     </w:p>
     <w:tbl>
       <w:tblPr>
-        <w:tblStyle w:val="TableGrid"/>
+        <w:tblStyle w:val="af0"/>
         <w:tblW w:w="0" w:type="auto"/>
         <w:tblLook w:val="04A0" w:firstRow="1" w:lastRow="0" w:firstColumn="1" w:lastColumn="0" w:noHBand="0" w:noVBand="1"/>
       </w:tblPr>
@@ -1953,13 +1969,7 @@
     </w:p>
     <w:p>
       <w:r>
-        <w:t xml:space="preserve">After </w:t>
-      </w:r>
-      <w:r>
-        <w:t>all,</w:t>
-      </w:r>
-      <w:r>
-        <w:t xml:space="preserve"> three steps are successfully submitted:</w:t>
+        <w:t>After all, three steps are successfully submitted:</w:t>
       </w:r>
     </w:p>
     <w:p>
@@ -2026,6 +2036,42 @@
 </w:document>
 </file>
 
+<file path=word/comments.xml><?xml version="1.0" encoding="utf-8"?>
+<w:comments xmlns:wpc="http://schemas.microsoft.com/office/word/2010/wordprocessingCanvas" xmlns:cx="http://schemas.microsoft.com/office/drawing/2014/chartex" xmlns:cx1="http://schemas.microsoft.com/office/drawing/2015/9/8/chartex" xmlns:cx2="http://schemas.microsoft.com/office/drawing/2015/10/21/chartex" xmlns:cx3="http://schemas.microsoft.com/office/drawing/2016/5/9/chartex" xmlns:cx4="http://schemas.microsoft.com/office/drawing/2016/5/10/chartex" xmlns:cx5="http://schemas.microsoft.com/office/drawing/2016/5/11/chartex" xmlns:cx6="http://schemas.microsoft.com/office/drawing/2016/5/12/chartex" xmlns:cx7="http://schemas.microsoft.com/office/drawing/2016/5/13/chartex" xmlns:cx8="http://schemas.microsoft.com/office/drawing/2016/5/14/chartex" xmlns:mc="http://schemas.openxmlformats.org/markup-compatibility/2006" xmlns:aink="http://schemas.microsoft.com/office/drawing/2016/ink" xmlns:am3d="http://schemas.microsoft.com/office/drawing/2017/model3d" xmlns:o="urn:schemas-microsoft-com:office:office" xmlns:oel="http://schemas.microsoft.com/office/2019/extlst" xmlns:r="http://schemas.openxmlformats.org/officeDocument/2006/relationships" xmlns:m="http://schemas.openxmlformats.org/officeDocument/2006/math" xmlns:v="urn:schemas-microsoft-com:vml" xmlns:wp14="http://schemas.microsoft.com/office/word/2010/wordprocessingDrawing" xmlns:wp="http://schemas.openxmlformats.org/drawingml/2006/wordprocessingDrawing" xmlns:w10="urn:schemas-microsoft-com:office:word" xmlns:w="http://schemas.openxmlformats.org/wordprocessingml/2006/main" xmlns:w14="http://schemas.microsoft.com/office/word/2010/wordml" xmlns:w15="http://schemas.microsoft.com/office/word/2012/wordml" xmlns:w16cex="http://schemas.microsoft.com/office/word/2018/wordml/cex" xmlns:w16cid="http://schemas.microsoft.com/office/word/2016/wordml/cid" xmlns:w16="http://schemas.microsoft.com/office/word/2018/wordml" xmlns:w16du="http://schemas.microsoft.com/office/word/2023/wordml/word16du" xmlns:w16sdtdh="http://schemas.microsoft.com/office/word/2020/wordml/sdtdatahash" xmlns:w16sdtfl="http://schemas.microsoft.com/office/word/2024/wordml/sdtformatlock" xmlns:w16se="http://schemas.microsoft.com/office/word/2015/wordml/symex" xmlns:wpg="http://schemas.microsoft.com/office/word/2010/wordprocessingGroup" xmlns:wpi="http://schemas.microsoft.com/office/word/2010/wordprocessingInk" xmlns:wne="http://schemas.microsoft.com/office/word/2006/wordml" xmlns:wps="http://schemas.microsoft.com/office/word/2010/wordprocessingShape" mc:Ignorable="w14 w15 w16se w16cid w16 w16cex w16sdtdh w16sdtfl w16du wp14">
+  <w:comment w:id="0" w:author="Luke Yeh" w:date="2026-05-13T19:45:00Z" w:initials="LY">
+    <w:p>
+      <w:r>
+        <w:rPr>
+          <w:rStyle w:val="af2"/>
+        </w:rPr>
+        <w:annotationRef/>
+      </w:r>
+      <w:r>
+        <w:t>TODO: add instruction for PAYG if no free trial available.</w:t>
+      </w:r>
+    </w:p>
+  </w:comment>
+</w:comments>
+</file>
+
+<file path=word/commentsExtended.xml><?xml version="1.0" encoding="utf-8"?>
+<w15:commentsEx xmlns:wpc="http://schemas.microsoft.com/office/word/2010/wordprocessingCanvas" xmlns:cx="http://schemas.microsoft.com/office/drawing/2014/chartex" xmlns:cx1="http://schemas.microsoft.com/office/drawing/2015/9/8/chartex" xmlns:cx2="http://schemas.microsoft.com/office/drawing/2015/10/21/chartex" xmlns:cx3="http://schemas.microsoft.com/office/drawing/2016/5/9/chartex" xmlns:cx4="http://schemas.microsoft.com/office/drawing/2016/5/10/chartex" xmlns:cx5="http://schemas.microsoft.com/office/drawing/2016/5/11/chartex" xmlns:cx6="http://schemas.microsoft.com/office/drawing/2016/5/12/chartex" xmlns:cx7="http://schemas.microsoft.com/office/drawing/2016/5/13/chartex" xmlns:cx8="http://schemas.microsoft.com/office/drawing/2016/5/14/chartex" xmlns:mc="http://schemas.openxmlformats.org/markup-compatibility/2006" xmlns:aink="http://schemas.microsoft.com/office/drawing/2016/ink" xmlns:am3d="http://schemas.microsoft.com/office/drawing/2017/model3d" xmlns:o="urn:schemas-microsoft-com:office:office" xmlns:oel="http://schemas.microsoft.com/office/2019/extlst" xmlns:r="http://schemas.openxmlformats.org/officeDocument/2006/relationships" xmlns:m="http://schemas.openxmlformats.org/officeDocument/2006/math" xmlns:v="urn:schemas-microsoft-com:vml" xmlns:wp14="http://schemas.microsoft.com/office/word/2010/wordprocessingDrawing" xmlns:wp="http://schemas.openxmlformats.org/drawingml/2006/wordprocessingDrawing" xmlns:w10="urn:schemas-microsoft-com:office:word" xmlns:w="http://schemas.openxmlformats.org/wordprocessingml/2006/main" xmlns:w14="http://schemas.microsoft.com/office/word/2010/wordml" xmlns:w15="http://schemas.microsoft.com/office/word/2012/wordml" xmlns:w16cex="http://schemas.microsoft.com/office/word/2018/wordml/cex" xmlns:w16cid="http://schemas.microsoft.com/office/word/2016/wordml/cid" xmlns:w16="http://schemas.microsoft.com/office/word/2018/wordml" xmlns:w16du="http://schemas.microsoft.com/office/word/2023/wordml/word16du" xmlns:w16sdtdh="http://schemas.microsoft.com/office/word/2020/wordml/sdtdatahash" xmlns:w16sdtfl="http://schemas.microsoft.com/office/word/2024/wordml/sdtformatlock" xmlns:w16se="http://schemas.microsoft.com/office/word/2015/wordml/symex" xmlns:wpg="http://schemas.microsoft.com/office/word/2010/wordprocessingGroup" xmlns:wpi="http://schemas.microsoft.com/office/word/2010/wordprocessingInk" xmlns:wne="http://schemas.microsoft.com/office/word/2006/wordml" xmlns:wps="http://schemas.microsoft.com/office/word/2010/wordprocessingShape" mc:Ignorable="w14 w15 w16se w16cid w16 w16cex w16sdtdh w16sdtfl w16du wp14">
+  <w15:commentEx w15:paraId="5E57280D" w15:done="0"/>
+</w15:commentsEx>
+</file>
+
+<file path=word/commentsExtensible.xml><?xml version="1.0" encoding="utf-8"?>
+<w16cex:commentsExtensible xmlns:wpc="http://schemas.microsoft.com/office/word/2010/wordprocessingCanvas" xmlns:cx="http://schemas.microsoft.com/office/drawing/2014/chartex" xmlns:cx1="http://schemas.microsoft.com/office/drawing/2015/9/8/chartex" xmlns:cx2="http://schemas.microsoft.com/office/drawing/2015/10/21/chartex" xmlns:cx3="http://schemas.microsoft.com/office/drawing/2016/5/9/chartex" xmlns:cx4="http://schemas.microsoft.com/office/drawing/2016/5/10/chartex" xmlns:cx5="http://schemas.microsoft.com/office/drawing/2016/5/11/chartex" xmlns:cx6="http://schemas.microsoft.com/office/drawing/2016/5/12/chartex" xmlns:cx7="http://schemas.microsoft.com/office/drawing/2016/5/13/chartex" xmlns:cx8="http://schemas.microsoft.com/office/drawing/2016/5/14/chartex" xmlns:cr="http://schemas.microsoft.com/office/comments/2020/reactions" xmlns:mc="http://schemas.openxmlformats.org/markup-compatibility/2006" xmlns:aink="http://schemas.microsoft.com/office/drawing/2016/ink" xmlns:am3d="http://schemas.microsoft.com/office/drawing/2017/model3d" xmlns:o="urn:schemas-microsoft-com:office:office" xmlns:oel="http://schemas.microsoft.com/office/2019/extlst" xmlns:r="http://schemas.openxmlformats.org/officeDocument/2006/relationships" xmlns:m="http://schemas.openxmlformats.org/officeDocument/2006/math" xmlns:v="urn:schemas-microsoft-com:vml" xmlns:wp14="http://schemas.microsoft.com/office/word/2010/wordprocessingDrawing" xmlns:wp="http://schemas.openxmlformats.org/drawingml/2006/wordprocessingDrawing" xmlns:w10="urn:schemas-microsoft-com:office:word" xmlns:w="http://schemas.openxmlformats.org/wordprocessingml/2006/main" xmlns:w14="http://schemas.microsoft.com/office/word/2010/wordml" xmlns:w15="http://schemas.microsoft.com/office/word/2012/wordml" xmlns:w16cex="http://schemas.microsoft.com/office/word/2018/wordml/cex" xmlns:w16cid="http://schemas.microsoft.com/office/word/2016/wordml/cid" xmlns:w16="http://schemas.microsoft.com/office/word/2018/wordml" xmlns:w16du="http://schemas.microsoft.com/office/word/2023/wordml/word16du" xmlns:w16sdtdh="http://schemas.microsoft.com/office/word/2020/wordml/sdtdatahash" xmlns:w16sdtfl="http://schemas.microsoft.com/office/word/2024/wordml/sdtformatlock" xmlns:w16se="http://schemas.microsoft.com/office/word/2015/wordml/symex" xmlns:wpg="http://schemas.microsoft.com/office/word/2010/wordprocessingGroup" xmlns:wpi="http://schemas.microsoft.com/office/word/2010/wordprocessingInk" xmlns:wne="http://schemas.microsoft.com/office/word/2006/wordml" xmlns:wps="http://schemas.microsoft.com/office/word/2010/wordprocessingShape" mc:Ignorable="w14 w15 w16se w16cid w16 w16cex w16sdtdh w16sdtfl cr w16du wp14">
+  <w16cex:commentExtensible w16cex:durableId="37C7447B" w16cex:dateUtc="2026-05-13T11:45:00Z"/>
+</w16cex:commentsExtensible>
+</file>
+
+<file path=word/commentsIds.xml><?xml version="1.0" encoding="utf-8"?>
+<w16cid:commentsIds xmlns:wpc="http://schemas.microsoft.com/office/word/2010/wordprocessingCanvas" xmlns:cx="http://schemas.microsoft.com/office/drawing/2014/chartex" xmlns:cx1="http://schemas.microsoft.com/office/drawing/2015/9/8/chartex" xmlns:cx2="http://schemas.microsoft.com/office/drawing/2015/10/21/chartex" xmlns:cx3="http://schemas.microsoft.com/office/drawing/2016/5/9/chartex" xmlns:cx4="http://schemas.microsoft.com/office/drawing/2016/5/10/chartex" xmlns:cx5="http://schemas.microsoft.com/office/drawing/2016/5/11/chartex" xmlns:cx6="http://schemas.microsoft.com/office/drawing/2016/5/12/chartex" xmlns:cx7="http://schemas.microsoft.com/office/drawing/2016/5/13/chartex" xmlns:cx8="http://schemas.microsoft.com/office/drawing/2016/5/14/chartex" xmlns:mc="http://schemas.openxmlformats.org/markup-compatibility/2006" xmlns:aink="http://schemas.microsoft.com/office/drawing/2016/ink" xmlns:am3d="http://schemas.microsoft.com/office/drawing/2017/model3d" xmlns:o="urn:schemas-microsoft-com:office:office" xmlns:oel="http://schemas.microsoft.com/office/2019/extlst" xmlns:r="http://schemas.openxmlformats.org/officeDocument/2006/relationships" xmlns:m="http://schemas.openxmlformats.org/officeDocument/2006/math" xmlns:v="urn:schemas-microsoft-com:vml" xmlns:wp14="http://schemas.microsoft.com/office/word/2010/wordprocessingDrawing" xmlns:wp="http://schemas.openxmlformats.org/drawingml/2006/wordprocessingDrawing" xmlns:w10="urn:schemas-microsoft-com:office:word" xmlns:w="http://schemas.openxmlformats.org/wordprocessingml/2006/main" xmlns:w14="http://schemas.microsoft.com/office/word/2010/wordml" xmlns:w15="http://schemas.microsoft.com/office/word/2012/wordml" xmlns:w16cex="http://schemas.microsoft.com/office/word/2018/wordml/cex" xmlns:w16cid="http://schemas.microsoft.com/office/word/2016/wordml/cid" xmlns:w16="http://schemas.microsoft.com/office/word/2018/wordml" xmlns:w16du="http://schemas.microsoft.com/office/word/2023/wordml/word16du" xmlns:w16sdtdh="http://schemas.microsoft.com/office/word/2020/wordml/sdtdatahash" xmlns:w16sdtfl="http://schemas.microsoft.com/office/word/2024/wordml/sdtformatlock" xmlns:w16se="http://schemas.microsoft.com/office/word/2015/wordml/symex" xmlns:wpg="http://schemas.microsoft.com/office/word/2010/wordprocessingGroup" xmlns:wpi="http://schemas.microsoft.com/office/word/2010/wordprocessingInk" xmlns:wne="http://schemas.microsoft.com/office/word/2006/wordml" xmlns:wps="http://schemas.microsoft.com/office/word/2010/wordprocessingShape" mc:Ignorable="w14 w15 w16se w16cid w16 w16cex w16sdtdh w16sdtfl w16du wp14">
+  <w16cid:commentId w16cid:paraId="5E57280D" w16cid:durableId="37C7447B"/>
+</w16cid:commentsIds>
+</file>
+
 <file path=word/numbering.xml><?xml version="1.0" encoding="utf-8"?>
 <w:numbering xmlns:wpc="http://schemas.microsoft.com/office/word/2010/wordprocessingCanvas" xmlns:cx="http://schemas.microsoft.com/office/drawing/2014/chartex" xmlns:cx1="http://schemas.microsoft.com/office/drawing/2015/9/8/chartex" xmlns:cx2="http://schemas.microsoft.com/office/drawing/2015/10/21/chartex" xmlns:cx3="http://schemas.microsoft.com/office/drawing/2016/5/9/chartex" xmlns:cx4="http://schemas.microsoft.com/office/drawing/2016/5/10/chartex" xmlns:cx5="http://schemas.microsoft.com/office/drawing/2016/5/11/chartex" xmlns:cx6="http://schemas.microsoft.com/office/drawing/2016/5/12/chartex" xmlns:cx7="http://schemas.microsoft.com/office/drawing/2016/5/13/chartex" xmlns:cx8="http://schemas.microsoft.com/office/drawing/2016/5/14/chartex" xmlns:mc="http://schemas.openxmlformats.org/markup-compatibility/2006" xmlns:aink="http://schemas.microsoft.com/office/drawing/2016/ink" xmlns:am3d="http://schemas.microsoft.com/office/drawing/2017/model3d" xmlns:o="urn:schemas-microsoft-com:office:office" xmlns:oel="http://schemas.microsoft.com/office/2019/extlst" xmlns:r="http://schemas.openxmlformats.org/officeDocument/2006/relationships" xmlns:m="http://schemas.openxmlformats.org/officeDocument/2006/math" xmlns:v="urn:schemas-microsoft-com:vml" xmlns:wp14="http://schemas.microsoft.com/office/word/2010/wordprocessingDrawing" xmlns:wp="http://schemas.openxmlformats.org/drawingml/2006/wordprocessingDrawing" xmlns:w10="urn:schemas-microsoft-com:office:word" xmlns:w="http://schemas.openxmlformats.org/wordprocessingml/2006/main" xmlns:w14="http://schemas.microsoft.com/office/word/2010/wordml" xmlns:w15="http://schemas.microsoft.com/office/word/2012/wordml" xmlns:w16cex="http://schemas.microsoft.com/office/word/2018/wordml/cex" xmlns:w16cid="http://schemas.microsoft.com/office/word/2016/wordml/cid" xmlns:w16="http://schemas.microsoft.com/office/word/2018/wordml" xmlns:w16du="http://schemas.microsoft.com/office/word/2023/wordml/word16du" xmlns:w16sdtdh="http://schemas.microsoft.com/office/word/2020/wordml/sdtdatahash" xmlns:w16sdtfl="http://schemas.microsoft.com/office/word/2024/wordml/sdtformatlock" xmlns:w16se="http://schemas.microsoft.com/office/word/2015/wordml/symex" xmlns:wpg="http://schemas.microsoft.com/office/word/2010/wordprocessingGroup" xmlns:wpi="http://schemas.microsoft.com/office/word/2010/wordprocessingInk" xmlns:wne="http://schemas.microsoft.com/office/word/2006/wordml" xmlns:wps="http://schemas.microsoft.com/office/word/2010/wordprocessingShape" mc:Ignorable="w14 w15 w16se w16cid w16 w16cex w16sdtdh w16sdtfl w16du wp14">
   <w:abstractNum w:abstractNumId="0" w15:restartNumberingAfterBreak="0">
@@ -3155,7 +3201,7 @@
     <w:lvl w:ilvl="0">
       <w:start w:val="1"/>
       <w:numFmt w:val="decimal"/>
-      <w:pStyle w:val="Heading1"/>
+      <w:pStyle w:val="1"/>
       <w:lvlText w:val="%1"/>
       <w:lvlJc w:val="left"/>
       <w:pPr>
@@ -3165,7 +3211,7 @@
     <w:lvl w:ilvl="1">
       <w:start w:val="1"/>
       <w:numFmt w:val="decimal"/>
-      <w:pStyle w:val="Heading2"/>
+      <w:pStyle w:val="2"/>
       <w:lvlText w:val="%1.%2"/>
       <w:lvlJc w:val="left"/>
       <w:pPr>
@@ -3175,7 +3221,7 @@
     <w:lvl w:ilvl="2">
       <w:start w:val="1"/>
       <w:numFmt w:val="decimal"/>
-      <w:pStyle w:val="Heading3"/>
+      <w:pStyle w:val="3"/>
       <w:lvlText w:val="%1.%2.%3"/>
       <w:lvlJc w:val="left"/>
       <w:pPr>
@@ -3185,7 +3231,7 @@
     <w:lvl w:ilvl="3">
       <w:start w:val="1"/>
       <w:numFmt w:val="decimal"/>
-      <w:pStyle w:val="Heading4"/>
+      <w:pStyle w:val="4"/>
       <w:lvlText w:val="%1.%2.%3.%4"/>
       <w:lvlJc w:val="left"/>
       <w:pPr>
@@ -3195,7 +3241,7 @@
     <w:lvl w:ilvl="4">
       <w:start w:val="1"/>
       <w:numFmt w:val="decimal"/>
-      <w:pStyle w:val="Heading5"/>
+      <w:pStyle w:val="5"/>
       <w:lvlText w:val="%1.%2.%3.%4.%5"/>
       <w:lvlJc w:val="left"/>
       <w:pPr>
@@ -3205,7 +3251,7 @@
     <w:lvl w:ilvl="5">
       <w:start w:val="1"/>
       <w:numFmt w:val="decimal"/>
-      <w:pStyle w:val="Heading6"/>
+      <w:pStyle w:val="6"/>
       <w:lvlText w:val="%1.%2.%3.%4.%5.%6"/>
       <w:lvlJc w:val="left"/>
       <w:pPr>
@@ -3215,7 +3261,7 @@
     <w:lvl w:ilvl="6">
       <w:start w:val="1"/>
       <w:numFmt w:val="decimal"/>
-      <w:pStyle w:val="Heading7"/>
+      <w:pStyle w:val="7"/>
       <w:lvlText w:val="%1.%2.%3.%4.%5.%6.%7"/>
       <w:lvlJc w:val="left"/>
       <w:pPr>
@@ -3225,7 +3271,7 @@
     <w:lvl w:ilvl="7">
       <w:start w:val="1"/>
       <w:numFmt w:val="decimal"/>
-      <w:pStyle w:val="Heading8"/>
+      <w:pStyle w:val="8"/>
       <w:lvlText w:val="%1.%2.%3.%4.%5.%6.%7.%8"/>
       <w:lvlJc w:val="left"/>
       <w:pPr>
@@ -3235,7 +3281,7 @@
     <w:lvl w:ilvl="8">
       <w:start w:val="1"/>
       <w:numFmt w:val="decimal"/>
-      <w:pStyle w:val="Heading9"/>
+      <w:pStyle w:val="9"/>
       <w:lvlText w:val="%1.%2.%3.%4.%5.%6.%7.%8.%9"/>
       <w:lvlJc w:val="left"/>
       <w:pPr>
@@ -3273,12 +3319,20 @@
 </w:numbering>
 </file>
 
+<file path=word/people.xml><?xml version="1.0" encoding="utf-8"?>
+<w15:people xmlns:wpc="http://schemas.microsoft.com/office/word/2010/wordprocessingCanvas" xmlns:cx="http://schemas.microsoft.com/office/drawing/2014/chartex" xmlns:cx1="http://schemas.microsoft.com/office/drawing/2015/9/8/chartex" xmlns:cx2="http://schemas.microsoft.com/office/drawing/2015/10/21/chartex" xmlns:cx3="http://schemas.microsoft.com/office/drawing/2016/5/9/chartex" xmlns:cx4="http://schemas.microsoft.com/office/drawing/2016/5/10/chartex" xmlns:cx5="http://schemas.microsoft.com/office/drawing/2016/5/11/chartex" xmlns:cx6="http://schemas.microsoft.com/office/drawing/2016/5/12/chartex" xmlns:cx7="http://schemas.microsoft.com/office/drawing/2016/5/13/chartex" xmlns:cx8="http://schemas.microsoft.com/office/drawing/2016/5/14/chartex" xmlns:mc="http://schemas.openxmlformats.org/markup-compatibility/2006" xmlns:aink="http://schemas.microsoft.com/office/drawing/2016/ink" xmlns:am3d="http://schemas.microsoft.com/office/drawing/2017/model3d" xmlns:o="urn:schemas-microsoft-com:office:office" xmlns:oel="http://schemas.microsoft.com/office/2019/extlst" xmlns:r="http://schemas.openxmlformats.org/officeDocument/2006/relationships" xmlns:m="http://schemas.openxmlformats.org/officeDocument/2006/math" xmlns:v="urn:schemas-microsoft-com:vml" xmlns:wp14="http://schemas.microsoft.com/office/word/2010/wordprocessingDrawing" xmlns:wp="http://schemas.openxmlformats.org/drawingml/2006/wordprocessingDrawing" xmlns:w10="urn:schemas-microsoft-com:office:word" xmlns:w="http://schemas.openxmlformats.org/wordprocessingml/2006/main" xmlns:w14="http://schemas.microsoft.com/office/word/2010/wordml" xmlns:w15="http://schemas.microsoft.com/office/word/2012/wordml" xmlns:w16cex="http://schemas.microsoft.com/office/word/2018/wordml/cex" xmlns:w16cid="http://schemas.microsoft.com/office/word/2016/wordml/cid" xmlns:w16="http://schemas.microsoft.com/office/word/2018/wordml" xmlns:w16du="http://schemas.microsoft.com/office/word/2023/wordml/word16du" xmlns:w16sdtdh="http://schemas.microsoft.com/office/word/2020/wordml/sdtdatahash" xmlns:w16sdtfl="http://schemas.microsoft.com/office/word/2024/wordml/sdtformatlock" xmlns:w16se="http://schemas.microsoft.com/office/word/2015/wordml/symex" xmlns:wpg="http://schemas.microsoft.com/office/word/2010/wordprocessingGroup" xmlns:wpi="http://schemas.microsoft.com/office/word/2010/wordprocessingInk" xmlns:wne="http://schemas.microsoft.com/office/word/2006/wordml" xmlns:wps="http://schemas.microsoft.com/office/word/2010/wordprocessingShape" mc:Ignorable="w14 w15 w16se w16cid w16 w16cex w16sdtdh w16sdtfl w16du wp14">
+  <w15:person w15:author="Luke Yeh">
+    <w15:presenceInfo w15:providerId="AD" w15:userId="S::LukeYeh@zenme.com.au::ec9f62a7-ef4c-4e36-a2a5-ad8a5c24eb3c"/>
+  </w15:person>
+</w15:people>
+</file>
+
 <file path=word/styles.xml><?xml version="1.0" encoding="utf-8"?>
 <w:styles xmlns:mc="http://schemas.openxmlformats.org/markup-compatibility/2006" xmlns:r="http://schemas.openxmlformats.org/officeDocument/2006/relationships" xmlns:w="http://schemas.openxmlformats.org/wordprocessingml/2006/main" xmlns:w14="http://schemas.microsoft.com/office/word/2010/wordml" xmlns:w15="http://schemas.microsoft.com/office/word/2012/wordml" xmlns:w16cex="http://schemas.microsoft.com/office/word/2018/wordml/cex" xmlns:w16cid="http://schemas.microsoft.com/office/word/2016/wordml/cid" xmlns:w16="http://schemas.microsoft.com/office/word/2018/wordml" xmlns:w16du="http://schemas.microsoft.com/office/word/2023/wordml/word16du" xmlns:w16sdtdh="http://schemas.microsoft.com/office/word/2020/wordml/sdtdatahash" xmlns:w16sdtfl="http://schemas.microsoft.com/office/word/2024/wordml/sdtformatlock" xmlns:w16se="http://schemas.microsoft.com/office/word/2015/wordml/symex" mc:Ignorable="w14 w15 w16se w16cid w16 w16cex w16sdtdh w16sdtfl w16du">
   <w:docDefaults>
     <w:rPrDefault>
       <w:rPr>
-        <w:rFonts w:asciiTheme="minorHAnsi" w:eastAsiaTheme="minorHAnsi" w:hAnsiTheme="minorHAnsi" w:cstheme="minorBidi"/>
+        <w:rFonts w:asciiTheme="minorHAnsi" w:eastAsiaTheme="minorEastAsia" w:hAnsiTheme="minorHAnsi" w:cstheme="minorBidi"/>
         <w:kern w:val="2"/>
         <w:sz w:val="24"/>
         <w:szCs w:val="24"/>
@@ -3670,15 +3724,15 @@
     <w:lsdException w:name="Unresolved Mention" w:semiHidden="1" w:unhideWhenUsed="1"/>
     <w:lsdException w:name="Smart Link" w:semiHidden="1" w:unhideWhenUsed="1"/>
   </w:latentStyles>
-  <w:style w:type="paragraph" w:default="1" w:styleId="Normal">
+  <w:style w:type="paragraph" w:default="1" w:styleId="a">
     <w:name w:val="Normal"/>
     <w:qFormat/>
   </w:style>
-  <w:style w:type="paragraph" w:styleId="Heading1">
+  <w:style w:type="paragraph" w:styleId="1">
     <w:name w:val="heading 1"/>
-    <w:basedOn w:val="Normal"/>
-    <w:next w:val="Normal"/>
-    <w:link w:val="Heading1Char"/>
+    <w:basedOn w:val="a"/>
+    <w:next w:val="a"/>
+    <w:link w:val="10"/>
     <w:uiPriority w:val="9"/>
     <w:qFormat/>
     <w:rsid w:val="00D21924"/>
@@ -3698,11 +3752,11 @@
       <w:szCs w:val="40"/>
     </w:rPr>
   </w:style>
-  <w:style w:type="paragraph" w:styleId="Heading2">
+  <w:style w:type="paragraph" w:styleId="2">
     <w:name w:val="heading 2"/>
-    <w:basedOn w:val="Normal"/>
-    <w:next w:val="Normal"/>
-    <w:link w:val="Heading2Char"/>
+    <w:basedOn w:val="a"/>
+    <w:next w:val="a"/>
+    <w:link w:val="20"/>
     <w:uiPriority w:val="9"/>
     <w:semiHidden/>
     <w:unhideWhenUsed/>
@@ -3725,11 +3779,11 @@
       <w:szCs w:val="32"/>
     </w:rPr>
   </w:style>
-  <w:style w:type="paragraph" w:styleId="Heading3">
+  <w:style w:type="paragraph" w:styleId="3">
     <w:name w:val="heading 3"/>
-    <w:basedOn w:val="Normal"/>
-    <w:next w:val="Normal"/>
-    <w:link w:val="Heading3Char"/>
+    <w:basedOn w:val="a"/>
+    <w:next w:val="a"/>
+    <w:link w:val="30"/>
     <w:uiPriority w:val="9"/>
     <w:semiHidden/>
     <w:unhideWhenUsed/>
@@ -3752,11 +3806,11 @@
       <w:szCs w:val="28"/>
     </w:rPr>
   </w:style>
-  <w:style w:type="paragraph" w:styleId="Heading4">
+  <w:style w:type="paragraph" w:styleId="4">
     <w:name w:val="heading 4"/>
-    <w:basedOn w:val="Normal"/>
-    <w:next w:val="Normal"/>
-    <w:link w:val="Heading4Char"/>
+    <w:basedOn w:val="a"/>
+    <w:next w:val="a"/>
+    <w:link w:val="40"/>
     <w:uiPriority w:val="9"/>
     <w:semiHidden/>
     <w:unhideWhenUsed/>
@@ -3779,11 +3833,11 @@
       <w:color w:val="0F4761" w:themeColor="accent1" w:themeShade="BF"/>
     </w:rPr>
   </w:style>
-  <w:style w:type="paragraph" w:styleId="Heading5">
+  <w:style w:type="paragraph" w:styleId="5">
     <w:name w:val="heading 5"/>
-    <w:basedOn w:val="Normal"/>
-    <w:next w:val="Normal"/>
-    <w:link w:val="Heading5Char"/>
+    <w:basedOn w:val="a"/>
+    <w:next w:val="a"/>
+    <w:link w:val="50"/>
     <w:uiPriority w:val="9"/>
     <w:semiHidden/>
     <w:unhideWhenUsed/>
@@ -3804,11 +3858,11 @@
       <w:color w:val="0F4761" w:themeColor="accent1" w:themeShade="BF"/>
     </w:rPr>
   </w:style>
-  <w:style w:type="paragraph" w:styleId="Heading6">
+  <w:style w:type="paragraph" w:styleId="6">
     <w:name w:val="heading 6"/>
-    <w:basedOn w:val="Normal"/>
-    <w:next w:val="Normal"/>
-    <w:link w:val="Heading6Char"/>
+    <w:basedOn w:val="a"/>
+    <w:next w:val="a"/>
+    <w:link w:val="60"/>
     <w:uiPriority w:val="9"/>
     <w:semiHidden/>
     <w:unhideWhenUsed/>
@@ -3831,11 +3885,11 @@
       <w:color w:val="595959" w:themeColor="text1" w:themeTint="A6"/>
     </w:rPr>
   </w:style>
-  <w:style w:type="paragraph" w:styleId="Heading7">
+  <w:style w:type="paragraph" w:styleId="7">
     <w:name w:val="heading 7"/>
-    <w:basedOn w:val="Normal"/>
-    <w:next w:val="Normal"/>
-    <w:link w:val="Heading7Char"/>
+    <w:basedOn w:val="a"/>
+    <w:next w:val="a"/>
+    <w:link w:val="70"/>
     <w:uiPriority w:val="9"/>
     <w:semiHidden/>
     <w:unhideWhenUsed/>
@@ -3856,11 +3910,11 @@
       <w:color w:val="595959" w:themeColor="text1" w:themeTint="A6"/>
     </w:rPr>
   </w:style>
-  <w:style w:type="paragraph" w:styleId="Heading8">
+  <w:style w:type="paragraph" w:styleId="8">
     <w:name w:val="heading 8"/>
-    <w:basedOn w:val="Normal"/>
-    <w:next w:val="Normal"/>
-    <w:link w:val="Heading8Char"/>
+    <w:basedOn w:val="a"/>
+    <w:next w:val="a"/>
+    <w:link w:val="80"/>
     <w:uiPriority w:val="9"/>
     <w:semiHidden/>
     <w:unhideWhenUsed/>
@@ -3883,11 +3937,11 @@
       <w:color w:val="272727" w:themeColor="text1" w:themeTint="D8"/>
     </w:rPr>
   </w:style>
-  <w:style w:type="paragraph" w:styleId="Heading9">
+  <w:style w:type="paragraph" w:styleId="9">
     <w:name w:val="heading 9"/>
-    <w:basedOn w:val="Normal"/>
-    <w:next w:val="Normal"/>
-    <w:link w:val="Heading9Char"/>
+    <w:basedOn w:val="a"/>
+    <w:next w:val="a"/>
+    <w:link w:val="90"/>
     <w:uiPriority w:val="9"/>
     <w:semiHidden/>
     <w:unhideWhenUsed/>
@@ -3908,12 +3962,13 @@
       <w:color w:val="272727" w:themeColor="text1" w:themeTint="D8"/>
     </w:rPr>
   </w:style>
-  <w:style w:type="character" w:default="1" w:styleId="DefaultParagraphFont">
+  <w:style w:type="character" w:default="1" w:styleId="a0">
     <w:name w:val="Default Paragraph Font"/>
     <w:uiPriority w:val="1"/>
+    <w:semiHidden/>
     <w:unhideWhenUsed/>
   </w:style>
-  <w:style w:type="table" w:default="1" w:styleId="TableNormal">
+  <w:style w:type="table" w:default="1" w:styleId="a1">
     <w:name w:val="Normal Table"/>
     <w:uiPriority w:val="99"/>
     <w:semiHidden/>
@@ -3928,16 +3983,16 @@
       </w:tblCellMar>
     </w:tblPr>
   </w:style>
-  <w:style w:type="numbering" w:default="1" w:styleId="NoList">
+  <w:style w:type="numbering" w:default="1" w:styleId="a2">
     <w:name w:val="No List"/>
     <w:uiPriority w:val="99"/>
     <w:semiHidden/>
     <w:unhideWhenUsed/>
   </w:style>
-  <w:style w:type="character" w:customStyle="1" w:styleId="Heading1Char">
-    <w:name w:val="Heading 1 Char"/>
-    <w:basedOn w:val="DefaultParagraphFont"/>
-    <w:link w:val="Heading1"/>
+  <w:style w:type="character" w:customStyle="1" w:styleId="10">
+    <w:name w:val="標題 1 字元"/>
+    <w:basedOn w:val="a0"/>
+    <w:link w:val="1"/>
     <w:uiPriority w:val="9"/>
     <w:rsid w:val="00D21924"/>
     <w:rPr>
@@ -3947,10 +4002,10 @@
       <w:szCs w:val="40"/>
     </w:rPr>
   </w:style>
-  <w:style w:type="character" w:customStyle="1" w:styleId="Heading2Char">
-    <w:name w:val="Heading 2 Char"/>
-    <w:basedOn w:val="DefaultParagraphFont"/>
-    <w:link w:val="Heading2"/>
+  <w:style w:type="character" w:customStyle="1" w:styleId="20">
+    <w:name w:val="標題 2 字元"/>
+    <w:basedOn w:val="a0"/>
+    <w:link w:val="2"/>
     <w:uiPriority w:val="9"/>
     <w:semiHidden/>
     <w:rsid w:val="00224F56"/>
@@ -3961,10 +4016,10 @@
       <w:szCs w:val="32"/>
     </w:rPr>
   </w:style>
-  <w:style w:type="character" w:customStyle="1" w:styleId="Heading3Char">
-    <w:name w:val="Heading 3 Char"/>
-    <w:basedOn w:val="DefaultParagraphFont"/>
-    <w:link w:val="Heading3"/>
+  <w:style w:type="character" w:customStyle="1" w:styleId="30">
+    <w:name w:val="標題 3 字元"/>
+    <w:basedOn w:val="a0"/>
+    <w:link w:val="3"/>
     <w:uiPriority w:val="9"/>
     <w:semiHidden/>
     <w:rsid w:val="00224F56"/>
@@ -3975,10 +4030,10 @@
       <w:szCs w:val="28"/>
     </w:rPr>
   </w:style>
-  <w:style w:type="character" w:customStyle="1" w:styleId="Heading4Char">
-    <w:name w:val="Heading 4 Char"/>
-    <w:basedOn w:val="DefaultParagraphFont"/>
-    <w:link w:val="Heading4"/>
+  <w:style w:type="character" w:customStyle="1" w:styleId="40">
+    <w:name w:val="標題 4 字元"/>
+    <w:basedOn w:val="a0"/>
+    <w:link w:val="4"/>
     <w:uiPriority w:val="9"/>
     <w:semiHidden/>
     <w:rsid w:val="00224F56"/>
@@ -3989,10 +4044,10 @@
       <w:color w:val="0F4761" w:themeColor="accent1" w:themeShade="BF"/>
     </w:rPr>
   </w:style>
-  <w:style w:type="character" w:customStyle="1" w:styleId="Heading5Char">
-    <w:name w:val="Heading 5 Char"/>
-    <w:basedOn w:val="DefaultParagraphFont"/>
-    <w:link w:val="Heading5"/>
+  <w:style w:type="character" w:customStyle="1" w:styleId="50">
+    <w:name w:val="標題 5 字元"/>
+    <w:basedOn w:val="a0"/>
+    <w:link w:val="5"/>
     <w:uiPriority w:val="9"/>
     <w:semiHidden/>
     <w:rsid w:val="00224F56"/>
@@ -4001,10 +4056,10 @@
       <w:color w:val="0F4761" w:themeColor="accent1" w:themeShade="BF"/>
     </w:rPr>
   </w:style>
-  <w:style w:type="character" w:customStyle="1" w:styleId="Heading6Char">
-    <w:name w:val="Heading 6 Char"/>
-    <w:basedOn w:val="DefaultParagraphFont"/>
-    <w:link w:val="Heading6"/>
+  <w:style w:type="character" w:customStyle="1" w:styleId="60">
+    <w:name w:val="標題 6 字元"/>
+    <w:basedOn w:val="a0"/>
+    <w:link w:val="6"/>
     <w:uiPriority w:val="9"/>
     <w:semiHidden/>
     <w:rsid w:val="00224F56"/>
@@ -4015,10 +4070,10 @@
       <w:color w:val="595959" w:themeColor="text1" w:themeTint="A6"/>
     </w:rPr>
   </w:style>
-  <w:style w:type="character" w:customStyle="1" w:styleId="Heading7Char">
-    <w:name w:val="Heading 7 Char"/>
-    <w:basedOn w:val="DefaultParagraphFont"/>
-    <w:link w:val="Heading7"/>
+  <w:style w:type="character" w:customStyle="1" w:styleId="70">
+    <w:name w:val="標題 7 字元"/>
+    <w:basedOn w:val="a0"/>
+    <w:link w:val="7"/>
     <w:uiPriority w:val="9"/>
     <w:semiHidden/>
     <w:rsid w:val="00224F56"/>
@@ -4027,10 +4082,10 @@
       <w:color w:val="595959" w:themeColor="text1" w:themeTint="A6"/>
     </w:rPr>
   </w:style>
-  <w:style w:type="character" w:customStyle="1" w:styleId="Heading8Char">
-    <w:name w:val="Heading 8 Char"/>
-    <w:basedOn w:val="DefaultParagraphFont"/>
-    <w:link w:val="Heading8"/>
+  <w:style w:type="character" w:customStyle="1" w:styleId="80">
+    <w:name w:val="標題 8 字元"/>
+    <w:basedOn w:val="a0"/>
+    <w:link w:val="8"/>
     <w:uiPriority w:val="9"/>
     <w:semiHidden/>
     <w:rsid w:val="00224F56"/>
@@ -4041,10 +4096,10 @@
       <w:color w:val="272727" w:themeColor="text1" w:themeTint="D8"/>
     </w:rPr>
   </w:style>
-  <w:style w:type="character" w:customStyle="1" w:styleId="Heading9Char">
-    <w:name w:val="Heading 9 Char"/>
-    <w:basedOn w:val="DefaultParagraphFont"/>
-    <w:link w:val="Heading9"/>
+  <w:style w:type="character" w:customStyle="1" w:styleId="90">
+    <w:name w:val="標題 9 字元"/>
+    <w:basedOn w:val="a0"/>
+    <w:link w:val="9"/>
     <w:uiPriority w:val="9"/>
     <w:semiHidden/>
     <w:rsid w:val="00224F56"/>
@@ -4053,11 +4108,11 @@
       <w:color w:val="272727" w:themeColor="text1" w:themeTint="D8"/>
     </w:rPr>
   </w:style>
-  <w:style w:type="paragraph" w:styleId="Title">
+  <w:style w:type="paragraph" w:styleId="a3">
     <w:name w:val="Title"/>
-    <w:basedOn w:val="Normal"/>
-    <w:next w:val="Normal"/>
-    <w:link w:val="TitleChar"/>
+    <w:basedOn w:val="a"/>
+    <w:next w:val="a"/>
+    <w:link w:val="a4"/>
     <w:uiPriority w:val="10"/>
     <w:qFormat/>
     <w:rsid w:val="00224F56"/>
@@ -4073,10 +4128,10 @@
       <w:szCs w:val="56"/>
     </w:rPr>
   </w:style>
-  <w:style w:type="character" w:customStyle="1" w:styleId="TitleChar">
-    <w:name w:val="Title Char"/>
-    <w:basedOn w:val="DefaultParagraphFont"/>
-    <w:link w:val="Title"/>
+  <w:style w:type="character" w:customStyle="1" w:styleId="a4">
+    <w:name w:val="標題 字元"/>
+    <w:basedOn w:val="a0"/>
+    <w:link w:val="a3"/>
     <w:uiPriority w:val="10"/>
     <w:rsid w:val="00224F56"/>
     <w:rPr>
@@ -4087,11 +4142,11 @@
       <w:szCs w:val="56"/>
     </w:rPr>
   </w:style>
-  <w:style w:type="paragraph" w:styleId="Subtitle">
+  <w:style w:type="paragraph" w:styleId="a5">
     <w:name w:val="Subtitle"/>
-    <w:basedOn w:val="Normal"/>
-    <w:next w:val="Normal"/>
-    <w:link w:val="SubtitleChar"/>
+    <w:basedOn w:val="a"/>
+    <w:next w:val="a"/>
+    <w:link w:val="a6"/>
     <w:uiPriority w:val="11"/>
     <w:qFormat/>
     <w:rsid w:val="00224F56"/>
@@ -4108,10 +4163,10 @@
       <w:szCs w:val="28"/>
     </w:rPr>
   </w:style>
-  <w:style w:type="character" w:customStyle="1" w:styleId="SubtitleChar">
-    <w:name w:val="Subtitle Char"/>
-    <w:basedOn w:val="DefaultParagraphFont"/>
-    <w:link w:val="Subtitle"/>
+  <w:style w:type="character" w:customStyle="1" w:styleId="a6">
+    <w:name w:val="副標題 字元"/>
+    <w:basedOn w:val="a0"/>
+    <w:link w:val="a5"/>
     <w:uiPriority w:val="11"/>
     <w:rsid w:val="00224F56"/>
     <w:rPr>
@@ -4122,11 +4177,11 @@
       <w:szCs w:val="28"/>
     </w:rPr>
   </w:style>
-  <w:style w:type="paragraph" w:styleId="Quote">
+  <w:style w:type="paragraph" w:styleId="a7">
     <w:name w:val="Quote"/>
-    <w:basedOn w:val="Normal"/>
-    <w:next w:val="Normal"/>
-    <w:link w:val="QuoteChar"/>
+    <w:basedOn w:val="a"/>
+    <w:next w:val="a"/>
+    <w:link w:val="a8"/>
     <w:uiPriority w:val="29"/>
     <w:qFormat/>
     <w:rsid w:val="00224F56"/>
@@ -4140,10 +4195,10 @@
       <w:color w:val="404040" w:themeColor="text1" w:themeTint="BF"/>
     </w:rPr>
   </w:style>
-  <w:style w:type="character" w:customStyle="1" w:styleId="QuoteChar">
-    <w:name w:val="Quote Char"/>
-    <w:basedOn w:val="DefaultParagraphFont"/>
-    <w:link w:val="Quote"/>
+  <w:style w:type="character" w:customStyle="1" w:styleId="a8">
+    <w:name w:val="引文 字元"/>
+    <w:basedOn w:val="a0"/>
+    <w:link w:val="a7"/>
     <w:uiPriority w:val="29"/>
     <w:rsid w:val="00224F56"/>
     <w:rPr>
@@ -4152,9 +4207,9 @@
       <w:color w:val="404040" w:themeColor="text1" w:themeTint="BF"/>
     </w:rPr>
   </w:style>
-  <w:style w:type="paragraph" w:styleId="ListParagraph">
+  <w:style w:type="paragraph" w:styleId="a9">
     <w:name w:val="List Paragraph"/>
-    <w:basedOn w:val="Normal"/>
+    <w:basedOn w:val="a"/>
     <w:uiPriority w:val="34"/>
     <w:qFormat/>
     <w:rsid w:val="00224F56"/>
@@ -4163,9 +4218,9 @@
       <w:contextualSpacing/>
     </w:pPr>
   </w:style>
-  <w:style w:type="character" w:styleId="IntenseEmphasis">
+  <w:style w:type="character" w:styleId="aa">
     <w:name w:val="Intense Emphasis"/>
-    <w:basedOn w:val="DefaultParagraphFont"/>
+    <w:basedOn w:val="a0"/>
     <w:uiPriority w:val="21"/>
     <w:qFormat/>
     <w:rsid w:val="00224F56"/>
@@ -4175,11 +4230,11 @@
       <w:color w:val="0F4761" w:themeColor="accent1" w:themeShade="BF"/>
     </w:rPr>
   </w:style>
-  <w:style w:type="paragraph" w:styleId="IntenseQuote">
+  <w:style w:type="paragraph" w:styleId="ab">
     <w:name w:val="Intense Quote"/>
-    <w:basedOn w:val="Normal"/>
-    <w:next w:val="Normal"/>
-    <w:link w:val="IntenseQuoteChar"/>
+    <w:basedOn w:val="a"/>
+    <w:next w:val="a"/>
+    <w:link w:val="ac"/>
     <w:uiPriority w:val="30"/>
     <w:qFormat/>
     <w:rsid w:val="00224F56"/>
@@ -4198,10 +4253,10 @@
       <w:color w:val="0F4761" w:themeColor="accent1" w:themeShade="BF"/>
     </w:rPr>
   </w:style>
-  <w:style w:type="character" w:customStyle="1" w:styleId="IntenseQuoteChar">
-    <w:name w:val="Intense Quote Char"/>
-    <w:basedOn w:val="DefaultParagraphFont"/>
-    <w:link w:val="IntenseQuote"/>
+  <w:style w:type="character" w:customStyle="1" w:styleId="ac">
+    <w:name w:val="鮮明引文 字元"/>
+    <w:basedOn w:val="a0"/>
+    <w:link w:val="ab"/>
     <w:uiPriority w:val="30"/>
     <w:rsid w:val="00224F56"/>
     <w:rPr>
@@ -4210,9 +4265,9 @@
       <w:color w:val="0F4761" w:themeColor="accent1" w:themeShade="BF"/>
     </w:rPr>
   </w:style>
-  <w:style w:type="character" w:styleId="IntenseReference">
+  <w:style w:type="character" w:styleId="ad">
     <w:name w:val="Intense Reference"/>
-    <w:basedOn w:val="DefaultParagraphFont"/>
+    <w:basedOn w:val="a0"/>
     <w:uiPriority w:val="32"/>
     <w:qFormat/>
     <w:rsid w:val="00224F56"/>
@@ -4224,9 +4279,9 @@
       <w:spacing w:val="5"/>
     </w:rPr>
   </w:style>
-  <w:style w:type="character" w:styleId="Hyperlink">
+  <w:style w:type="character" w:styleId="ae">
     <w:name w:val="Hyperlink"/>
-    <w:basedOn w:val="DefaultParagraphFont"/>
+    <w:basedOn w:val="a0"/>
     <w:uiPriority w:val="99"/>
     <w:unhideWhenUsed/>
     <w:rsid w:val="00224F56"/>
@@ -4235,9 +4290,9 @@
       <w:u w:val="single"/>
     </w:rPr>
   </w:style>
-  <w:style w:type="character" w:styleId="UnresolvedMention">
+  <w:style w:type="character" w:styleId="af">
     <w:name w:val="Unresolved Mention"/>
-    <w:basedOn w:val="DefaultParagraphFont"/>
+    <w:basedOn w:val="a0"/>
     <w:uiPriority w:val="99"/>
     <w:semiHidden/>
     <w:unhideWhenUsed/>
@@ -4247,9 +4302,9 @@
       <w:shd w:val="clear" w:color="auto" w:fill="E1DFDD"/>
     </w:rPr>
   </w:style>
-  <w:style w:type="table" w:styleId="TableGrid">
+  <w:style w:type="table" w:styleId="af0">
     <w:name w:val="Table Grid"/>
-    <w:basedOn w:val="TableNormal"/>
+    <w:basedOn w:val="a1"/>
     <w:uiPriority w:val="39"/>
     <w:rsid w:val="00224F56"/>
     <w:pPr>
@@ -4265,6 +4320,73 @@
         <w:insideV w:val="single" w:sz="4" w:space="0" w:color="auto"/>
       </w:tblBorders>
     </w:tblPr>
+  </w:style>
+  <w:style w:type="character" w:styleId="af1">
+    <w:name w:val="FollowedHyperlink"/>
+    <w:basedOn w:val="a0"/>
+    <w:uiPriority w:val="99"/>
+    <w:semiHidden/>
+    <w:unhideWhenUsed/>
+    <w:rsid w:val="00A47422"/>
+    <w:rPr>
+      <w:color w:val="96607D" w:themeColor="followedHyperlink"/>
+      <w:u w:val="single"/>
+    </w:rPr>
+  </w:style>
+  <w:style w:type="character" w:styleId="af2">
+    <w:name w:val="annotation reference"/>
+    <w:basedOn w:val="a0"/>
+    <w:uiPriority w:val="99"/>
+    <w:semiHidden/>
+    <w:unhideWhenUsed/>
+    <w:rsid w:val="00A47422"/>
+    <w:rPr>
+      <w:sz w:val="18"/>
+      <w:szCs w:val="18"/>
+    </w:rPr>
+  </w:style>
+  <w:style w:type="paragraph" w:styleId="af3">
+    <w:name w:val="annotation text"/>
+    <w:basedOn w:val="a"/>
+    <w:link w:val="af4"/>
+    <w:uiPriority w:val="99"/>
+    <w:semiHidden/>
+    <w:unhideWhenUsed/>
+    <w:rsid w:val="00A47422"/>
+  </w:style>
+  <w:style w:type="character" w:customStyle="1" w:styleId="af4">
+    <w:name w:val="註解文字 字元"/>
+    <w:basedOn w:val="a0"/>
+    <w:link w:val="af3"/>
+    <w:uiPriority w:val="99"/>
+    <w:semiHidden/>
+    <w:rsid w:val="00A47422"/>
+  </w:style>
+  <w:style w:type="paragraph" w:styleId="af5">
+    <w:name w:val="annotation subject"/>
+    <w:basedOn w:val="af3"/>
+    <w:next w:val="af3"/>
+    <w:link w:val="af6"/>
+    <w:uiPriority w:val="99"/>
+    <w:semiHidden/>
+    <w:unhideWhenUsed/>
+    <w:rsid w:val="00A47422"/>
+    <w:rPr>
+      <w:b/>
+      <w:bCs/>
+    </w:rPr>
+  </w:style>
+  <w:style w:type="character" w:customStyle="1" w:styleId="af6">
+    <w:name w:val="註解主旨 字元"/>
+    <w:basedOn w:val="af4"/>
+    <w:link w:val="af5"/>
+    <w:uiPriority w:val="99"/>
+    <w:semiHidden/>
+    <w:rsid w:val="00A47422"/>
+    <w:rPr>
+      <w:b/>
+      <w:bCs/>
+    </w:rPr>
   </w:style>
 </w:styles>
 </file>
